--- a/DocSumeet.docx
+++ b/DocSumeet.docx
@@ -3,6 +3,11 @@
 <w:document xmlns:ve="http://schemas.openxmlformats.org/markup-compatibility/2006" xmlns:o="urn:schemas-microsoft-com:office:office" xmlns:r="http://schemas.openxmlformats.org/officeDocument/2006/relationships" xmlns:m="http://schemas.openxmlformats.org/officeDocument/2006/math" xmlns:v="urn:schemas-microsoft-com:vml" xmlns:wp="http://schemas.openxmlformats.org/drawingml/2006/wordprocessingDrawing" xmlns:w10="urn:schemas-microsoft-com:office:word" xmlns:w="http://schemas.openxmlformats.org/wordprocessingml/2006/main" xmlns:wne="http://schemas.microsoft.com/office/word/2006/wordml">
   <w:body>
     <w:p>
+      <w:pPr>
+        <w:rPr>
+          <w:noProof/>
+        </w:rPr>
+      </w:pPr>
       <w:r>
         <w:rPr>
           <w:noProof/>
@@ -20,87 +25,6 @@
                 <pic:pic xmlns:pic="http://schemas.openxmlformats.org/drawingml/2006/picture">
                   <pic:nvPicPr>
                     <pic:cNvPr id="0" name="Screenshot (25).png"/>
-                    <pic:cNvPicPr/>
-                  </pic:nvPicPr>
-                  <pic:blipFill>
-                    <a:blip r:embed="rId4"/>
-                    <a:stretch>
-                      <a:fillRect/>
-                    </a:stretch>
-                  </pic:blipFill>
-                  <pic:spPr>
-                    <a:xfrm>
-                      <a:off x="0" y="0"/>
-                      <a:ext cx="5943600" cy="3341370"/>
-                    </a:xfrm>
-                    <a:prstGeom prst="rect">
-                      <a:avLst/>
-                    </a:prstGeom>
-                  </pic:spPr>
-                </pic:pic>
-              </a:graphicData>
-            </a:graphic>
-          </wp:inline>
-        </w:drawing>
-      </w:r>
-      <w:r>
-        <w:rPr>
-          <w:noProof/>
-        </w:rPr>
-        <w:drawing>
-          <wp:inline distT="0" distB="0" distL="0" distR="0">
-            <wp:extent cx="5943600" cy="3341370"/>
-            <wp:effectExtent l="19050" t="0" r="0" b="0"/>
-            <wp:docPr id="2" name="Picture 1" descr="Screenshot (26).png"/>
-            <wp:cNvGraphicFramePr>
-              <a:graphicFrameLocks xmlns:a="http://schemas.openxmlformats.org/drawingml/2006/main" noChangeAspect="1"/>
-            </wp:cNvGraphicFramePr>
-            <a:graphic xmlns:a="http://schemas.openxmlformats.org/drawingml/2006/main">
-              <a:graphicData uri="http://schemas.openxmlformats.org/drawingml/2006/picture">
-                <pic:pic xmlns:pic="http://schemas.openxmlformats.org/drawingml/2006/picture">
-                  <pic:nvPicPr>
-                    <pic:cNvPr id="0" name="Screenshot (26).png"/>
-                    <pic:cNvPicPr/>
-                  </pic:nvPicPr>
-                  <pic:blipFill>
-                    <a:blip r:embed="rId5"/>
-                    <a:stretch>
-                      <a:fillRect/>
-                    </a:stretch>
-                  </pic:blipFill>
-                  <pic:spPr>
-                    <a:xfrm>
-                      <a:off x="0" y="0"/>
-                      <a:ext cx="5943600" cy="3341370"/>
-                    </a:xfrm>
-                    <a:prstGeom prst="rect">
-                      <a:avLst/>
-                    </a:prstGeom>
-                  </pic:spPr>
-                </pic:pic>
-              </a:graphicData>
-            </a:graphic>
-          </wp:inline>
-        </w:drawing>
-      </w:r>
-      <w:r>
-        <w:rPr>
-          <w:noProof/>
-        </w:rPr>
-        <w:lastRenderedPageBreak/>
-        <w:drawing>
-          <wp:inline distT="0" distB="0" distL="0" distR="0">
-            <wp:extent cx="5943600" cy="3341370"/>
-            <wp:effectExtent l="19050" t="0" r="0" b="0"/>
-            <wp:docPr id="3" name="Picture 2" descr="Screenshot (27).png"/>
-            <wp:cNvGraphicFramePr>
-              <a:graphicFrameLocks xmlns:a="http://schemas.openxmlformats.org/drawingml/2006/main" noChangeAspect="1"/>
-            </wp:cNvGraphicFramePr>
-            <a:graphic xmlns:a="http://schemas.openxmlformats.org/drawingml/2006/main">
-              <a:graphicData uri="http://schemas.openxmlformats.org/drawingml/2006/picture">
-                <pic:pic xmlns:pic="http://schemas.openxmlformats.org/drawingml/2006/picture">
-                  <pic:nvPicPr>
-                    <pic:cNvPr id="0" name="Screenshot (27).png"/>
                     <pic:cNvPicPr/>
                   </pic:nvPicPr>
                   <pic:blipFill>
@@ -132,7 +56,7 @@
           <wp:inline distT="0" distB="0" distL="0" distR="0">
             <wp:extent cx="5943600" cy="3341370"/>
             <wp:effectExtent l="19050" t="0" r="0" b="0"/>
-            <wp:docPr id="4" name="Picture 3" descr="Screenshot (28).png"/>
+            <wp:docPr id="2" name="Picture 1" descr="Screenshot (26).png"/>
             <wp:cNvGraphicFramePr>
               <a:graphicFrameLocks xmlns:a="http://schemas.openxmlformats.org/drawingml/2006/main" noChangeAspect="1"/>
             </wp:cNvGraphicFramePr>
@@ -140,7 +64,7 @@
               <a:graphicData uri="http://schemas.openxmlformats.org/drawingml/2006/picture">
                 <pic:pic xmlns:pic="http://schemas.openxmlformats.org/drawingml/2006/picture">
                   <pic:nvPicPr>
-                    <pic:cNvPr id="0" name="Screenshot (28).png"/>
+                    <pic:cNvPr id="0" name="Screenshot (26).png"/>
                     <pic:cNvPicPr/>
                   </pic:nvPicPr>
                   <pic:blipFill>
@@ -173,7 +97,7 @@
           <wp:inline distT="0" distB="0" distL="0" distR="0">
             <wp:extent cx="5943600" cy="3341370"/>
             <wp:effectExtent l="19050" t="0" r="0" b="0"/>
-            <wp:docPr id="5" name="Picture 4" descr="Screenshot (29).png"/>
+            <wp:docPr id="3" name="Picture 2" descr="Screenshot (27).png"/>
             <wp:cNvGraphicFramePr>
               <a:graphicFrameLocks xmlns:a="http://schemas.openxmlformats.org/drawingml/2006/main" noChangeAspect="1"/>
             </wp:cNvGraphicFramePr>
@@ -181,7 +105,7 @@
               <a:graphicData uri="http://schemas.openxmlformats.org/drawingml/2006/picture">
                 <pic:pic xmlns:pic="http://schemas.openxmlformats.org/drawingml/2006/picture">
                   <pic:nvPicPr>
-                    <pic:cNvPr id="0" name="Screenshot (29).png"/>
+                    <pic:cNvPr id="0" name="Screenshot (27).png"/>
                     <pic:cNvPicPr/>
                   </pic:nvPicPr>
                   <pic:blipFill>
@@ -211,6 +135,87 @@
         </w:rPr>
         <w:drawing>
           <wp:inline distT="0" distB="0" distL="0" distR="0">
+            <wp:extent cx="5943600" cy="3341370"/>
+            <wp:effectExtent l="19050" t="0" r="0" b="0"/>
+            <wp:docPr id="4" name="Picture 3" descr="Screenshot (28).png"/>
+            <wp:cNvGraphicFramePr>
+              <a:graphicFrameLocks xmlns:a="http://schemas.openxmlformats.org/drawingml/2006/main" noChangeAspect="1"/>
+            </wp:cNvGraphicFramePr>
+            <a:graphic xmlns:a="http://schemas.openxmlformats.org/drawingml/2006/main">
+              <a:graphicData uri="http://schemas.openxmlformats.org/drawingml/2006/picture">
+                <pic:pic xmlns:pic="http://schemas.openxmlformats.org/drawingml/2006/picture">
+                  <pic:nvPicPr>
+                    <pic:cNvPr id="0" name="Screenshot (28).png"/>
+                    <pic:cNvPicPr/>
+                  </pic:nvPicPr>
+                  <pic:blipFill>
+                    <a:blip r:embed="rId9"/>
+                    <a:stretch>
+                      <a:fillRect/>
+                    </a:stretch>
+                  </pic:blipFill>
+                  <pic:spPr>
+                    <a:xfrm>
+                      <a:off x="0" y="0"/>
+                      <a:ext cx="5943600" cy="3341370"/>
+                    </a:xfrm>
+                    <a:prstGeom prst="rect">
+                      <a:avLst/>
+                    </a:prstGeom>
+                  </pic:spPr>
+                </pic:pic>
+              </a:graphicData>
+            </a:graphic>
+          </wp:inline>
+        </w:drawing>
+      </w:r>
+      <w:r>
+        <w:rPr>
+          <w:noProof/>
+        </w:rPr>
+        <w:lastRenderedPageBreak/>
+        <w:drawing>
+          <wp:inline distT="0" distB="0" distL="0" distR="0">
+            <wp:extent cx="5943600" cy="3341370"/>
+            <wp:effectExtent l="19050" t="0" r="0" b="0"/>
+            <wp:docPr id="5" name="Picture 4" descr="Screenshot (29).png"/>
+            <wp:cNvGraphicFramePr>
+              <a:graphicFrameLocks xmlns:a="http://schemas.openxmlformats.org/drawingml/2006/main" noChangeAspect="1"/>
+            </wp:cNvGraphicFramePr>
+            <a:graphic xmlns:a="http://schemas.openxmlformats.org/drawingml/2006/main">
+              <a:graphicData uri="http://schemas.openxmlformats.org/drawingml/2006/picture">
+                <pic:pic xmlns:pic="http://schemas.openxmlformats.org/drawingml/2006/picture">
+                  <pic:nvPicPr>
+                    <pic:cNvPr id="0" name="Screenshot (29).png"/>
+                    <pic:cNvPicPr/>
+                  </pic:nvPicPr>
+                  <pic:blipFill>
+                    <a:blip r:embed="rId10"/>
+                    <a:stretch>
+                      <a:fillRect/>
+                    </a:stretch>
+                  </pic:blipFill>
+                  <pic:spPr>
+                    <a:xfrm>
+                      <a:off x="0" y="0"/>
+                      <a:ext cx="5943600" cy="3341370"/>
+                    </a:xfrm>
+                    <a:prstGeom prst="rect">
+                      <a:avLst/>
+                    </a:prstGeom>
+                  </pic:spPr>
+                </pic:pic>
+              </a:graphicData>
+            </a:graphic>
+          </wp:inline>
+        </w:drawing>
+      </w:r>
+      <w:r>
+        <w:rPr>
+          <w:noProof/>
+        </w:rPr>
+        <w:drawing>
+          <wp:inline distT="0" distB="0" distL="0" distR="0">
             <wp:extent cx="5943600" cy="3340828"/>
             <wp:effectExtent l="19050" t="0" r="0" b="0"/>
             <wp:docPr id="7" name="Picture 1"/>
@@ -227,7 +232,7 @@
                     </pic:cNvPicPr>
                   </pic:nvPicPr>
                   <pic:blipFill>
-                    <a:blip r:embed="rId9"/>
+                    <a:blip r:embed="rId11"/>
                     <a:srcRect/>
                     <a:stretch>
                       <a:fillRect/>
@@ -276,7 +281,7 @@
                     <pic:cNvPicPr/>
                   </pic:nvPicPr>
                   <pic:blipFill>
-                    <a:blip r:embed="rId10"/>
+                    <a:blip r:embed="rId12"/>
                     <a:stretch>
                       <a:fillRect/>
                     </a:stretch>
@@ -296,6 +301,8 @@
           </wp:inline>
         </w:drawing>
       </w:r>
+    </w:p>
+    <w:p>
       <w:r>
         <w:rPr>
           <w:noProof/>
@@ -316,7 +323,7 @@
                     <pic:cNvPicPr/>
                   </pic:nvPicPr>
                   <pic:blipFill>
-                    <a:blip r:embed="rId11"/>
+                    <a:blip r:embed="rId13"/>
                     <a:stretch>
                       <a:fillRect/>
                     </a:stretch>
@@ -337,6 +344,25 @@
         </w:drawing>
       </w:r>
     </w:p>
+    <w:p>
+      <w:r>
+        <w:t xml:space="preserve">Pull request </w:t>
+      </w:r>
+      <w:hyperlink r:id="rId14" w:history="1">
+        <w:r>
+          <w:rPr>
+            <w:rStyle w:val="Hyperlink"/>
+          </w:rPr>
+          <w:t>URL:-</w:t>
+        </w:r>
+      </w:hyperlink>
+      <w:r>
+        <w:t xml:space="preserve"> </w:t>
+      </w:r>
+      <w:r>
+        <w:t>https://github.com/GitSKY9795/github-skills-challenge/pull/3</w:t>
+      </w:r>
+    </w:p>
     <w:sectPr>
       <w:pgSz w:w="12240" w:h="15840"/>
       <w:pgMar w:top="1440" w:right="1440" w:bottom="1440" w:left="1440" w:header="708" w:footer="708" w:gutter="0"/>
@@ -345,6 +371,56 @@
     </w:sectPr>
   </w:body>
 </w:document>
+</file>
+
+<file path=word/endnotes.xml><?xml version="1.0" encoding="utf-8"?>
+<w:endnotes xmlns:ve="http://schemas.openxmlformats.org/markup-compatibility/2006" xmlns:o="urn:schemas-microsoft-com:office:office" xmlns:r="http://schemas.openxmlformats.org/officeDocument/2006/relationships" xmlns:m="http://schemas.openxmlformats.org/officeDocument/2006/math" xmlns:v="urn:schemas-microsoft-com:vml" xmlns:wp="http://schemas.openxmlformats.org/drawingml/2006/wordprocessingDrawing" xmlns:w10="urn:schemas-microsoft-com:office:word" xmlns:w="http://schemas.openxmlformats.org/wordprocessingml/2006/main" xmlns:wne="http://schemas.microsoft.com/office/word/2006/wordml">
+  <w:endnote w:type="separator" w:id="0">
+    <w:p>
+      <w:pPr>
+        <w:spacing w:after="0" w:line="240" w:lineRule="auto"/>
+      </w:pPr>
+      <w:r>
+        <w:separator/>
+      </w:r>
+    </w:p>
+  </w:endnote>
+  <w:endnote w:type="continuationSeparator" w:id="1">
+    <w:p>
+      <w:pPr>
+        <w:spacing w:after="0" w:line="240" w:lineRule="auto"/>
+      </w:pPr>
+      <w:r>
+        <w:continuationSeparator/>
+      </w:r>
+    </w:p>
+  </w:endnote>
+</w:endnotes>
+</file>
+
+<file path=word/footnotes.xml><?xml version="1.0" encoding="utf-8"?>
+<w:footnotes xmlns:ve="http://schemas.openxmlformats.org/markup-compatibility/2006" xmlns:o="urn:schemas-microsoft-com:office:office" xmlns:r="http://schemas.openxmlformats.org/officeDocument/2006/relationships" xmlns:m="http://schemas.openxmlformats.org/officeDocument/2006/math" xmlns:v="urn:schemas-microsoft-com:vml" xmlns:wp="http://schemas.openxmlformats.org/drawingml/2006/wordprocessingDrawing" xmlns:w10="urn:schemas-microsoft-com:office:word" xmlns:w="http://schemas.openxmlformats.org/wordprocessingml/2006/main" xmlns:wne="http://schemas.microsoft.com/office/word/2006/wordml">
+  <w:footnote w:type="separator" w:id="0">
+    <w:p>
+      <w:pPr>
+        <w:spacing w:after="0" w:line="240" w:lineRule="auto"/>
+      </w:pPr>
+      <w:r>
+        <w:separator/>
+      </w:r>
+    </w:p>
+  </w:footnote>
+  <w:footnote w:type="continuationSeparator" w:id="1">
+    <w:p>
+      <w:pPr>
+        <w:spacing w:after="0" w:line="240" w:lineRule="auto"/>
+      </w:pPr>
+      <w:r>
+        <w:continuationSeparator/>
+      </w:r>
+    </w:p>
+  </w:footnote>
+</w:footnotes>
 </file>
 
 <file path=word/styles.xml><?xml version="1.0" encoding="utf-8"?>
@@ -566,6 +642,65 @@
       <w:szCs w:val="16"/>
     </w:rPr>
   </w:style>
+  <w:style w:type="paragraph" w:styleId="Header">
+    <w:name w:val="header"/>
+    <w:basedOn w:val="Normal"/>
+    <w:link w:val="HeaderChar"/>
+    <w:uiPriority w:val="99"/>
+    <w:semiHidden/>
+    <w:unhideWhenUsed/>
+    <w:rsid w:val="007742F2"/>
+    <w:pPr>
+      <w:tabs>
+        <w:tab w:val="center" w:pos="4680"/>
+        <w:tab w:val="right" w:pos="9360"/>
+      </w:tabs>
+      <w:spacing w:after="0" w:line="240" w:lineRule="auto"/>
+    </w:pPr>
+  </w:style>
+  <w:style w:type="character" w:customStyle="1" w:styleId="HeaderChar">
+    <w:name w:val="Header Char"/>
+    <w:basedOn w:val="DefaultParagraphFont"/>
+    <w:link w:val="Header"/>
+    <w:uiPriority w:val="99"/>
+    <w:semiHidden/>
+    <w:rsid w:val="007742F2"/>
+  </w:style>
+  <w:style w:type="paragraph" w:styleId="Footer">
+    <w:name w:val="footer"/>
+    <w:basedOn w:val="Normal"/>
+    <w:link w:val="FooterChar"/>
+    <w:uiPriority w:val="99"/>
+    <w:semiHidden/>
+    <w:unhideWhenUsed/>
+    <w:rsid w:val="007742F2"/>
+    <w:pPr>
+      <w:tabs>
+        <w:tab w:val="center" w:pos="4680"/>
+        <w:tab w:val="right" w:pos="9360"/>
+      </w:tabs>
+      <w:spacing w:after="0" w:line="240" w:lineRule="auto"/>
+    </w:pPr>
+  </w:style>
+  <w:style w:type="character" w:customStyle="1" w:styleId="FooterChar">
+    <w:name w:val="Footer Char"/>
+    <w:basedOn w:val="DefaultParagraphFont"/>
+    <w:link w:val="Footer"/>
+    <w:uiPriority w:val="99"/>
+    <w:semiHidden/>
+    <w:rsid w:val="007742F2"/>
+  </w:style>
+  <w:style w:type="character" w:styleId="Hyperlink">
+    <w:name w:val="Hyperlink"/>
+    <w:basedOn w:val="DefaultParagraphFont"/>
+    <w:uiPriority w:val="99"/>
+    <w:unhideWhenUsed/>
+    <w:rsid w:val="007742F2"/>
+    <w:rPr>
+      <w:color w:val="0000FF" w:themeColor="hyperlink"/>
+      <w:u w:val="single"/>
+    </w:rPr>
+  </w:style>
 </w:styles>
 </file>
 
